--- a/stolovipopis/Stol 22.docx
+++ b/stolovipopis/Stol 22.docx
@@ -64,12 +64,7 @@
         </w:rPr>
       </w:pPr>
       <w:r>
-        <w:rPr>
-          <w:sz w:val="32"/>
-          <w:szCs w:val="32"/>
-          <w:lang w:val="hr-BA"/>
-        </w:rPr>
-        <w:t>Paradžiković Ivo (Kota)</w:t>
+        <w:t>Paradžiković Mara</w:t>
       </w:r>
     </w:p>
     <w:p>
@@ -91,7 +86,7 @@
           <w:szCs w:val="32"/>
           <w:lang w:val="hr-BA"/>
         </w:rPr>
-        <w:t>Paradžiković Mara</w:t>
+        <w:t>Paradžiković Ivo (Kota)</w:t>
       </w:r>
     </w:p>
     <w:p>
@@ -113,7 +108,7 @@
           <w:szCs w:val="32"/>
           <w:lang w:val="hr-BA"/>
         </w:rPr>
-        <w:t>Paradžiković Vitomir</w:t>
+        <w:t>Paradžiković Mara</w:t>
       </w:r>
     </w:p>
     <w:p>
@@ -135,7 +130,7 @@
           <w:szCs w:val="32"/>
           <w:lang w:val="hr-BA"/>
         </w:rPr>
-        <w:t>Paradžiković Kata</w:t>
+        <w:t>Paradžiković Vitomir</w:t>
       </w:r>
     </w:p>
     <w:p>
@@ -157,7 +152,7 @@
           <w:szCs w:val="32"/>
           <w:lang w:val="hr-BA"/>
         </w:rPr>
-        <w:t>Matijević Kazimir</w:t>
+        <w:t>Paradžiković Kata</w:t>
       </w:r>
     </w:p>
     <w:p>
@@ -179,7 +174,7 @@
           <w:szCs w:val="32"/>
           <w:lang w:val="hr-BA"/>
         </w:rPr>
-        <w:t>Matijević Mara</w:t>
+        <w:t>Matijević Kazimir</w:t>
       </w:r>
     </w:p>
     <w:p>
@@ -201,15 +196,7 @@
           <w:szCs w:val="32"/>
           <w:lang w:val="hr-BA"/>
         </w:rPr>
-        <w:t xml:space="preserve">Bogdanović </w:t>
-      </w:r>
-      <w:r>
-        <w:rPr>
-          <w:sz w:val="32"/>
-          <w:szCs w:val="32"/>
-          <w:lang w:val="hr-BA"/>
-        </w:rPr>
-        <w:t>Kata</w:t>
+        <w:t>Matijević Mara</w:t>
       </w:r>
     </w:p>
     <w:p>
@@ -231,7 +218,15 @@
           <w:szCs w:val="32"/>
           <w:lang w:val="hr-BA"/>
         </w:rPr>
-        <w:t>Bogdanović Marko</w:t>
+        <w:t xml:space="preserve">Bogdanović </w:t>
+      </w:r>
+      <w:r>
+        <w:rPr>
+          <w:sz w:val="32"/>
+          <w:szCs w:val="32"/>
+          <w:lang w:val="hr-BA"/>
+        </w:rPr>
+        <w:t>Kata</w:t>
       </w:r>
     </w:p>
     <w:p>
@@ -253,7 +248,7 @@
           <w:szCs w:val="32"/>
           <w:lang w:val="hr-BA"/>
         </w:rPr>
-        <w:t xml:space="preserve">Veselčić Franjo </w:t>
+        <w:t>Bogdanović Marko</w:t>
       </w:r>
     </w:p>
     <w:p>
@@ -275,7 +270,7 @@
           <w:szCs w:val="32"/>
           <w:lang w:val="hr-BA"/>
         </w:rPr>
-        <w:t xml:space="preserve">Dežić Petar </w:t>
+        <w:t xml:space="preserve">Veselčić Franjo </w:t>
       </w:r>
     </w:p>
     <w:p>
@@ -297,7 +292,7 @@
           <w:szCs w:val="32"/>
           <w:lang w:val="hr-BA"/>
         </w:rPr>
-        <w:t xml:space="preserve">Jerković Niko </w:t>
+        <w:t xml:space="preserve">Dežić Petar </w:t>
       </w:r>
     </w:p>
     <w:sectPr>
